--- a/tools/l30-bas/JP_L30_BAS_AI_Incident_Review_Template_v1_0.docx
+++ b/tools/l30-bas/JP_L30_BAS_AI_Incident_Review_Template_v1_0.docx
@@ -30,6 +30,38 @@
           <w:sz w:val="26"/>
         </w:rPr>
         <w:t>不可逆化前の文明境界インシデントレビュー | v1.0</w:t>
+      </w:r>
+    </w:p>
+    <w:p>
+      <w:pPr>
+        <w:spacing w:before="60" w:after="60" w:line="259" w:lineRule="auto"/>
+        <w:ind w:left="360" w:right="360"/>
+        <w:jc w:val="left"/>
+      </w:pPr>
+      <w:r>
+        <w:rPr>
+          <w:rFonts w:ascii="Noto Sans CJK JP" w:hAnsi="Noto Sans CJK JP" w:eastAsia="Noto Sans CJK JP"/>
+          <w:b w:val="0"/>
+          <w:i w:val="0"/>
+          <w:sz w:val="18"/>
+        </w:rPr>
+        <w:t>L30-BAS番地は参照補助です。L30-BAS番地の記入は任意です。</w:t>
+      </w:r>
+    </w:p>
+    <w:p>
+      <w:pPr>
+        <w:spacing w:before="60" w:after="60" w:line="259" w:lineRule="auto"/>
+        <w:ind w:left="360" w:right="360"/>
+        <w:jc w:val="left"/>
+      </w:pPr>
+      <w:r>
+        <w:rPr>
+          <w:rFonts w:ascii="Noto Sans CJK JP" w:hAnsi="Noto Sans CJK JP" w:eastAsia="Noto Sans CJK JP"/>
+          <w:b w:val="0"/>
+          <w:i w:val="0"/>
+          <w:sz w:val="18"/>
+        </w:rPr>
+        <w:t>番地を書かずに、境界問いへ回答するだけでも境界レビューは実施できます。</w:t>
       </w:r>
     </w:p>
     <w:p>

--- a/tools/l30-bas/JP_L30_BAS_AI_Incident_Review_Template_v1_0.docx
+++ b/tools/l30-bas/JP_L30_BAS_AI_Incident_Review_Template_v1_0.docx
@@ -1,6 +1,6 @@
 
 <file path=word/document.xml><?xml version="1.0" encoding="utf-8"?>
-<w:document xmlns:wpc="http://schemas.microsoft.com/office/word/2010/wordprocessingCanvas" xmlns:mo="http://schemas.microsoft.com/office/mac/office/2008/main" xmlns:mc="http://schemas.openxmlformats.org/markup-compatibility/2006" xmlns:mv="urn:schemas-microsoft-com:mac:vml" xmlns:o="urn:schemas-microsoft-com:office:office" xmlns:r="http://schemas.openxmlformats.org/officeDocument/2006/relationships" xmlns:m="http://schemas.openxmlformats.org/officeDocument/2006/math" xmlns:v="urn:schemas-microsoft-com:vml" xmlns:wp14="http://schemas.microsoft.com/office/word/2010/wordprocessingDrawing" xmlns:wp="http://schemas.openxmlformats.org/drawingml/2006/wordprocessingDrawing" xmlns:w10="urn:schemas-microsoft-com:office:word" xmlns:w="http://schemas.openxmlformats.org/wordprocessingml/2006/main" xmlns:w14="http://schemas.microsoft.com/office/word/2010/wordml" xmlns:wpg="http://schemas.microsoft.com/office/word/2010/wordprocessingGroup" xmlns:wpi="http://schemas.microsoft.com/office/word/2010/wordprocessingInk" xmlns:wne="http://schemas.microsoft.com/office/word/2006/wordml" xmlns:wps="http://schemas.microsoft.com/office/word/2010/wordprocessingShape" mc:Ignorable="w14 wp14">
+<w:document xmlns:mc="http://schemas.openxmlformats.org/markup-compatibility/2006" xmlns:r="http://schemas.openxmlformats.org/officeDocument/2006/relationships" xmlns:w="http://schemas.openxmlformats.org/wordprocessingml/2006/main" xmlns:w14="http://schemas.microsoft.com/office/word/2010/wordml" mc:Ignorable="w14 wp14">
   <w:body>
     <w:p>
       <w:pPr>
@@ -114,6 +114,29 @@
       <w:pPr>
         <w:spacing w:before="0" w:after="60" w:line="269" w:lineRule="auto"/>
       </w:pPr>
+      <w:sdt>
+        <w:sdtPr>
+          <w:alias w:val="L30-BAS checkbox"/>
+          <w:tag w:val="L30-BAS-checkbox"/>
+          <w:id w:val="1000104"/>
+          <w14:checkbox>
+            <w14:checked w14:val="0"/>
+            <w14:checkedState w14:val="2612" w14:font="Segoe UI Symbol"/>
+            <w14:uncheckedState w14:val="2610" w14:font="Segoe UI Symbol"/>
+          </w14:checkbox>
+        </w:sdtPr>
+        <w:sdtContent>
+          <w:r>
+            <w:rPr>
+              <w:rFonts w:ascii="Segoe UI Symbol" w:hAnsi="Segoe UI Symbol" w:eastAsia="Segoe UI Symbol" w:cs="Segoe UI Symbol"/>
+              <w:b w:val="0"/>
+              <w:i w:val="0"/>
+              <w:sz w:val="24"/>
+            </w:rPr>
+            <w:t>☐</w:t>
+          </w:r>
+        </w:sdtContent>
+      </w:sdt>
       <w:r>
         <w:rPr>
           <w:rFonts w:ascii="Noto Sans CJK JP" w:hAnsi="Noto Sans CJK JP" w:eastAsia="Noto Sans CJK JP"/>
@@ -121,13 +144,36 @@
           <w:i w:val="0"/>
           <w:sz w:val="24"/>
         </w:rPr>
-        <w:t>[ ] インシデントの文脈と範囲を記録する。</w:t>
+        <w:t xml:space="preserve"> インシデントの文脈と範囲を記録する。</w:t>
       </w:r>
     </w:p>
     <w:p>
       <w:pPr>
         <w:spacing w:before="0" w:after="60" w:line="269" w:lineRule="auto"/>
       </w:pPr>
+      <w:sdt>
+        <w:sdtPr>
+          <w:alias w:val="L30-BAS checkbox"/>
+          <w:tag w:val="L30-BAS-checkbox"/>
+          <w:id w:val="1000105"/>
+          <w14:checkbox>
+            <w14:checked w14:val="0"/>
+            <w14:checkedState w14:val="2612" w14:font="Segoe UI Symbol"/>
+            <w14:uncheckedState w14:val="2610" w14:font="Segoe UI Symbol"/>
+          </w14:checkbox>
+        </w:sdtPr>
+        <w:sdtContent>
+          <w:r>
+            <w:rPr>
+              <w:rFonts w:ascii="Segoe UI Symbol" w:hAnsi="Segoe UI Symbol" w:eastAsia="Segoe UI Symbol" w:cs="Segoe UI Symbol"/>
+              <w:b w:val="0"/>
+              <w:i w:val="0"/>
+              <w:sz w:val="24"/>
+            </w:rPr>
+            <w:t>☐</w:t>
+          </w:r>
+        </w:sdtContent>
+      </w:sdt>
       <w:r>
         <w:rPr>
           <w:rFonts w:ascii="Noto Sans CJK JP" w:hAnsi="Noto Sans CJK JP" w:eastAsia="Noto Sans CJK JP"/>
@@ -135,13 +181,36 @@
           <w:i w:val="0"/>
           <w:sz w:val="24"/>
         </w:rPr>
-        <w:t>[ ] 時系列と証拠を再構成する。</w:t>
+        <w:t xml:space="preserve"> 時系列と証拠を再構成する。</w:t>
       </w:r>
     </w:p>
     <w:p>
       <w:pPr>
         <w:spacing w:before="0" w:after="60" w:line="269" w:lineRule="auto"/>
       </w:pPr>
+      <w:sdt>
+        <w:sdtPr>
+          <w:alias w:val="L30-BAS checkbox"/>
+          <w:tag w:val="L30-BAS-checkbox"/>
+          <w:id w:val="1000106"/>
+          <w14:checkbox>
+            <w14:checked w14:val="0"/>
+            <w14:checkedState w14:val="2612" w14:font="Segoe UI Symbol"/>
+            <w14:uncheckedState w14:val="2610" w14:font="Segoe UI Symbol"/>
+          </w14:checkbox>
+        </w:sdtPr>
+        <w:sdtContent>
+          <w:r>
+            <w:rPr>
+              <w:rFonts w:ascii="Segoe UI Symbol" w:hAnsi="Segoe UI Symbol" w:eastAsia="Segoe UI Symbol" w:cs="Segoe UI Symbol"/>
+              <w:b w:val="0"/>
+              <w:i w:val="0"/>
+              <w:sz w:val="24"/>
+            </w:rPr>
+            <w:t>☐</w:t>
+          </w:r>
+        </w:sdtContent>
+      </w:sdt>
       <w:r>
         <w:rPr>
           <w:rFonts w:ascii="Noto Sans CJK JP" w:hAnsi="Noto Sans CJK JP" w:eastAsia="Noto Sans CJK JP"/>
@@ -149,13 +218,36 @@
           <w:i w:val="0"/>
           <w:sz w:val="24"/>
         </w:rPr>
-        <w:t>[ ] L30-BX-01〜L30-BX-04を確認する。</w:t>
+        <w:t xml:space="preserve"> L30-BX-01〜L30-BX-04を確認する。</w:t>
       </w:r>
     </w:p>
     <w:p>
       <w:pPr>
         <w:spacing w:before="0" w:after="60" w:line="269" w:lineRule="auto"/>
       </w:pPr>
+      <w:sdt>
+        <w:sdtPr>
+          <w:alias w:val="L30-BAS checkbox"/>
+          <w:tag w:val="L30-BAS-checkbox"/>
+          <w:id w:val="1000107"/>
+          <w14:checkbox>
+            <w14:checked w14:val="0"/>
+            <w14:checkedState w14:val="2612" w14:font="Segoe UI Symbol"/>
+            <w14:uncheckedState w14:val="2610" w14:font="Segoe UI Symbol"/>
+          </w14:checkbox>
+        </w:sdtPr>
+        <w:sdtContent>
+          <w:r>
+            <w:rPr>
+              <w:rFonts w:ascii="Segoe UI Symbol" w:hAnsi="Segoe UI Symbol" w:eastAsia="Segoe UI Symbol" w:cs="Segoe UI Symbol"/>
+              <w:b w:val="0"/>
+              <w:i w:val="0"/>
+              <w:sz w:val="24"/>
+            </w:rPr>
+            <w:t>☐</w:t>
+          </w:r>
+        </w:sdtContent>
+      </w:sdt>
       <w:r>
         <w:rPr>
           <w:rFonts w:ascii="Noto Sans CJK JP" w:hAnsi="Noto Sans CJK JP" w:eastAsia="Noto Sans CJK JP"/>
@@ -163,13 +255,36 @@
           <w:i w:val="0"/>
           <w:sz w:val="24"/>
         </w:rPr>
-        <w:t>[ ] インシデントレビュー1〜12を記録する。</w:t>
+        <w:t xml:space="preserve"> インシデントレビュー1〜12を記録する。</w:t>
       </w:r>
     </w:p>
     <w:p>
       <w:pPr>
         <w:spacing w:before="0" w:after="60" w:line="269" w:lineRule="auto"/>
       </w:pPr>
+      <w:sdt>
+        <w:sdtPr>
+          <w:alias w:val="L30-BAS checkbox"/>
+          <w:tag w:val="L30-BAS-checkbox"/>
+          <w:id w:val="1000108"/>
+          <w14:checkbox>
+            <w14:checked w14:val="0"/>
+            <w14:checkedState w14:val="2612" w14:font="Segoe UI Symbol"/>
+            <w14:uncheckedState w14:val="2610" w14:font="Segoe UI Symbol"/>
+          </w14:checkbox>
+        </w:sdtPr>
+        <w:sdtContent>
+          <w:r>
+            <w:rPr>
+              <w:rFonts w:ascii="Segoe UI Symbol" w:hAnsi="Segoe UI Symbol" w:eastAsia="Segoe UI Symbol" w:cs="Segoe UI Symbol"/>
+              <w:b w:val="0"/>
+              <w:i w:val="0"/>
+              <w:sz w:val="24"/>
+            </w:rPr>
+            <w:t>☐</w:t>
+          </w:r>
+        </w:sdtContent>
+      </w:sdt>
       <w:r>
         <w:rPr>
           <w:rFonts w:ascii="Noto Sans CJK JP" w:hAnsi="Noto Sans CJK JP" w:eastAsia="Noto Sans CJK JP"/>
@@ -177,7 +292,7 @@
           <w:i w:val="0"/>
           <w:sz w:val="24"/>
         </w:rPr>
-        <w:t>[ ] L30-CIを判定し、L30-OUT-01を記録する。</w:t>
+        <w:t xml:space="preserve"> L30-CIを判定し、L30-OUT-01を記録する。</w:t>
       </w:r>
     </w:p>
     <w:p>
@@ -2103,6 +2218,29 @@
               <w:spacing w:before="0" w:after="40" w:line="259" w:lineRule="auto"/>
             </w:pPr>
             <w:r/>
+            <w:sdt>
+              <w:sdtPr>
+                <w:alias w:val="L30-BAS checkbox"/>
+                <w:tag w:val="L30-BAS-checkbox"/>
+                <w:id w:val="1000109"/>
+                <w14:checkbox>
+                  <w14:checked w14:val="0"/>
+                  <w14:checkedState w14:val="2612" w14:font="Segoe UI Symbol"/>
+                  <w14:uncheckedState w14:val="2610" w14:font="Segoe UI Symbol"/>
+                </w14:checkbox>
+              </w:sdtPr>
+              <w:sdtContent>
+                <w:r>
+                  <w:rPr>
+                    <w:rFonts w:ascii="Segoe UI Symbol" w:hAnsi="Segoe UI Symbol" w:eastAsia="Segoe UI Symbol" w:cs="Segoe UI Symbol"/>
+                    <w:b/>
+                    <w:i w:val="0"/>
+                    <w:sz w:val="23"/>
+                  </w:rPr>
+                  <w:t>☐</w:t>
+                </w:r>
+              </w:sdtContent>
+            </w:sdt>
             <w:r>
               <w:rPr>
                 <w:rFonts w:ascii="Noto Sans CJK JP" w:hAnsi="Noto Sans CJK JP" w:eastAsia="Noto Sans CJK JP"/>
@@ -2110,7 +2248,7 @@
                 <w:i w:val="0"/>
                 <w:sz w:val="23"/>
               </w:rPr>
-              <w:t>[ ] 自律研究システム</w:t>
+              <w:t xml:space="preserve"> 自律研究システム</w:t>
             </w:r>
           </w:p>
         </w:tc>
@@ -2163,6 +2301,29 @@
               <w:spacing w:before="0" w:after="40" w:line="259" w:lineRule="auto"/>
             </w:pPr>
             <w:r/>
+            <w:sdt>
+              <w:sdtPr>
+                <w:alias w:val="L30-BAS checkbox"/>
+                <w:tag w:val="L30-BAS-checkbox"/>
+                <w:id w:val="1000110"/>
+                <w14:checkbox>
+                  <w14:checked w14:val="0"/>
+                  <w14:checkedState w14:val="2612" w14:font="Segoe UI Symbol"/>
+                  <w14:uncheckedState w14:val="2610" w14:font="Segoe UI Symbol"/>
+                </w14:checkbox>
+              </w:sdtPr>
+              <w:sdtContent>
+                <w:r>
+                  <w:rPr>
+                    <w:rFonts w:ascii="Segoe UI Symbol" w:hAnsi="Segoe UI Symbol" w:eastAsia="Segoe UI Symbol" w:cs="Segoe UI Symbol"/>
+                    <w:b/>
+                    <w:i w:val="0"/>
+                    <w:sz w:val="23"/>
+                  </w:rPr>
+                  <w:t>☐</w:t>
+                </w:r>
+              </w:sdtContent>
+            </w:sdt>
             <w:r>
               <w:rPr>
                 <w:rFonts w:ascii="Noto Sans CJK JP" w:hAnsi="Noto Sans CJK JP" w:eastAsia="Noto Sans CJK JP"/>
@@ -2170,7 +2331,7 @@
                 <w:i w:val="0"/>
                 <w:sz w:val="23"/>
               </w:rPr>
-              <w:t>[ ] 自己改善 / 再帰的改良の試行</w:t>
+              <w:t xml:space="preserve"> 自己改善 / 再帰的改良の試行</w:t>
             </w:r>
           </w:p>
         </w:tc>
@@ -2223,6 +2384,29 @@
               <w:spacing w:before="0" w:after="40" w:line="259" w:lineRule="auto"/>
             </w:pPr>
             <w:r/>
+            <w:sdt>
+              <w:sdtPr>
+                <w:alias w:val="L30-BAS checkbox"/>
+                <w:tag w:val="L30-BAS-checkbox"/>
+                <w:id w:val="1000111"/>
+                <w14:checkbox>
+                  <w14:checked w14:val="0"/>
+                  <w14:checkedState w14:val="2612" w14:font="Segoe UI Symbol"/>
+                  <w14:uncheckedState w14:val="2610" w14:font="Segoe UI Symbol"/>
+                </w14:checkbox>
+              </w:sdtPr>
+              <w:sdtContent>
+                <w:r>
+                  <w:rPr>
+                    <w:rFonts w:ascii="Segoe UI Symbol" w:hAnsi="Segoe UI Symbol" w:eastAsia="Segoe UI Symbol" w:cs="Segoe UI Symbol"/>
+                    <w:b/>
+                    <w:i w:val="0"/>
+                    <w:sz w:val="23"/>
+                  </w:rPr>
+                  <w:t>☐</w:t>
+                </w:r>
+              </w:sdtContent>
+            </w:sdt>
             <w:r>
               <w:rPr>
                 <w:rFonts w:ascii="Noto Sans CJK JP" w:hAnsi="Noto Sans CJK JP" w:eastAsia="Noto Sans CJK JP"/>
@@ -2230,7 +2414,7 @@
                 <w:i w:val="0"/>
                 <w:sz w:val="23"/>
               </w:rPr>
-              <w:t>[ ] ツールチェーン拡張</w:t>
+              <w:t xml:space="preserve"> ツールチェーン拡張</w:t>
             </w:r>
           </w:p>
         </w:tc>
@@ -2283,6 +2467,29 @@
               <w:spacing w:before="0" w:after="40" w:line="259" w:lineRule="auto"/>
             </w:pPr>
             <w:r/>
+            <w:sdt>
+              <w:sdtPr>
+                <w:alias w:val="L30-BAS checkbox"/>
+                <w:tag w:val="L30-BAS-checkbox"/>
+                <w:id w:val="1000112"/>
+                <w14:checkbox>
+                  <w14:checked w14:val="0"/>
+                  <w14:checkedState w14:val="2612" w14:font="Segoe UI Symbol"/>
+                  <w14:uncheckedState w14:val="2610" w14:font="Segoe UI Symbol"/>
+                </w14:checkbox>
+              </w:sdtPr>
+              <w:sdtContent>
+                <w:r>
+                  <w:rPr>
+                    <w:rFonts w:ascii="Segoe UI Symbol" w:hAnsi="Segoe UI Symbol" w:eastAsia="Segoe UI Symbol" w:cs="Segoe UI Symbol"/>
+                    <w:b/>
+                    <w:i w:val="0"/>
+                    <w:sz w:val="23"/>
+                  </w:rPr>
+                  <w:t>☐</w:t>
+                </w:r>
+              </w:sdtContent>
+            </w:sdt>
             <w:r>
               <w:rPr>
                 <w:rFonts w:ascii="Noto Sans CJK JP" w:hAnsi="Noto Sans CJK JP" w:eastAsia="Noto Sans CJK JP"/>
@@ -2290,7 +2497,7 @@
                 <w:i w:val="0"/>
                 <w:sz w:val="23"/>
               </w:rPr>
-              <w:t>[ ] インフラ相互作用</w:t>
+              <w:t xml:space="preserve"> インフラ相互作用</w:t>
             </w:r>
           </w:p>
         </w:tc>
@@ -2343,6 +2550,29 @@
               <w:spacing w:before="0" w:after="40" w:line="259" w:lineRule="auto"/>
             </w:pPr>
             <w:r/>
+            <w:sdt>
+              <w:sdtPr>
+                <w:alias w:val="L30-BAS checkbox"/>
+                <w:tag w:val="L30-BAS-checkbox"/>
+                <w:id w:val="1000113"/>
+                <w14:checkbox>
+                  <w14:checked w14:val="0"/>
+                  <w14:checkedState w14:val="2612" w14:font="Segoe UI Symbol"/>
+                  <w14:uncheckedState w14:val="2610" w14:font="Segoe UI Symbol"/>
+                </w14:checkbox>
+              </w:sdtPr>
+              <w:sdtContent>
+                <w:r>
+                  <w:rPr>
+                    <w:rFonts w:ascii="Segoe UI Symbol" w:hAnsi="Segoe UI Symbol" w:eastAsia="Segoe UI Symbol" w:cs="Segoe UI Symbol"/>
+                    <w:b/>
+                    <w:i w:val="0"/>
+                    <w:sz w:val="23"/>
+                  </w:rPr>
+                  <w:t>☐</w:t>
+                </w:r>
+              </w:sdtContent>
+            </w:sdt>
             <w:r>
               <w:rPr>
                 <w:rFonts w:ascii="Noto Sans CJK JP" w:hAnsi="Noto Sans CJK JP" w:eastAsia="Noto Sans CJK JP"/>
@@ -2350,7 +2580,7 @@
                 <w:i w:val="0"/>
                 <w:sz w:val="23"/>
               </w:rPr>
-              <w:t>[ ] 自律運用行動</w:t>
+              <w:t xml:space="preserve"> 自律運用行動</w:t>
             </w:r>
           </w:p>
         </w:tc>
@@ -2403,6 +2633,29 @@
               <w:spacing w:before="0" w:after="40" w:line="259" w:lineRule="auto"/>
             </w:pPr>
             <w:r/>
+            <w:sdt>
+              <w:sdtPr>
+                <w:alias w:val="L30-BAS checkbox"/>
+                <w:tag w:val="L30-BAS-checkbox"/>
+                <w:id w:val="1000114"/>
+                <w14:checkbox>
+                  <w14:checked w14:val="0"/>
+                  <w14:checkedState w14:val="2612" w14:font="Segoe UI Symbol"/>
+                  <w14:uncheckedState w14:val="2610" w14:font="Segoe UI Symbol"/>
+                </w14:checkbox>
+              </w:sdtPr>
+              <w:sdtContent>
+                <w:r>
+                  <w:rPr>
+                    <w:rFonts w:ascii="Segoe UI Symbol" w:hAnsi="Segoe UI Symbol" w:eastAsia="Segoe UI Symbol" w:cs="Segoe UI Symbol"/>
+                    <w:b/>
+                    <w:i w:val="0"/>
+                    <w:sz w:val="23"/>
+                  </w:rPr>
+                  <w:t>☐</w:t>
+                </w:r>
+              </w:sdtContent>
+            </w:sdt>
             <w:r>
               <w:rPr>
                 <w:rFonts w:ascii="Noto Sans CJK JP" w:hAnsi="Noto Sans CJK JP" w:eastAsia="Noto Sans CJK JP"/>
@@ -2410,7 +2663,7 @@
                 <w:i w:val="0"/>
                 <w:sz w:val="23"/>
               </w:rPr>
-              <w:t>[ ] その他</w:t>
+              <w:t xml:space="preserve"> その他</w:t>
             </w:r>
           </w:p>
         </w:tc>
@@ -4061,6 +4314,29 @@
               <w:spacing w:before="0" w:after="40" w:line="259" w:lineRule="auto"/>
             </w:pPr>
             <w:r/>
+            <w:sdt>
+              <w:sdtPr>
+                <w:alias w:val="L30-BAS checkbox"/>
+                <w:tag w:val="L30-BAS-checkbox"/>
+                <w:id w:val="1000115"/>
+                <w14:checkbox>
+                  <w14:checked w14:val="0"/>
+                  <w14:checkedState w14:val="2612" w14:font="Segoe UI Symbol"/>
+                  <w14:uncheckedState w14:val="2610" w14:font="Segoe UI Symbol"/>
+                </w14:checkbox>
+              </w:sdtPr>
+              <w:sdtContent>
+                <w:r>
+                  <w:rPr>
+                    <w:rFonts w:ascii="Segoe UI Symbol" w:hAnsi="Segoe UI Symbol" w:eastAsia="Segoe UI Symbol" w:cs="Segoe UI Symbol"/>
+                    <w:b w:val="0"/>
+                    <w:i w:val="0"/>
+                    <w:sz w:val="21"/>
+                  </w:rPr>
+                  <w:t>☐</w:t>
+                </w:r>
+              </w:sdtContent>
+            </w:sdt>
             <w:r>
               <w:rPr>
                 <w:rFonts w:ascii="Noto Sans CJK JP" w:hAnsi="Noto Sans CJK JP" w:eastAsia="Noto Sans CJK JP"/>
@@ -4068,11 +4344,34 @@
                 <w:i w:val="0"/>
                 <w:sz w:val="21"/>
               </w:rPr>
-              <w:t>[ ] 満たす</w:t>
+              <w:t xml:space="preserve"> 満たす</w:t>
             </w:r>
             <w:r>
               <w:br/>
             </w:r>
+            <w:sdt>
+              <w:sdtPr>
+                <w:alias w:val="L30-BAS checkbox"/>
+                <w:tag w:val="L30-BAS-checkbox"/>
+                <w:id w:val="1000116"/>
+                <w14:checkbox>
+                  <w14:checked w14:val="0"/>
+                  <w14:checkedState w14:val="2612" w14:font="Segoe UI Symbol"/>
+                  <w14:uncheckedState w14:val="2610" w14:font="Segoe UI Symbol"/>
+                </w14:checkbox>
+              </w:sdtPr>
+              <w:sdtContent>
+                <w:r>
+                  <w:rPr>
+                    <w:rFonts w:ascii="Segoe UI Symbol" w:hAnsi="Segoe UI Symbol" w:eastAsia="Segoe UI Symbol" w:cs="Segoe UI Symbol"/>
+                    <w:b w:val="0"/>
+                    <w:i w:val="0"/>
+                    <w:sz w:val="21"/>
+                  </w:rPr>
+                  <w:t>☐</w:t>
+                </w:r>
+              </w:sdtContent>
+            </w:sdt>
             <w:r>
               <w:rPr>
                 <w:rFonts w:ascii="Noto Sans CJK JP" w:hAnsi="Noto Sans CJK JP" w:eastAsia="Noto Sans CJK JP"/>
@@ -4080,11 +4379,34 @@
                 <w:i w:val="0"/>
                 <w:sz w:val="21"/>
               </w:rPr>
-              <w:t>[ ] 満たさない</w:t>
+              <w:t xml:space="preserve"> 満たさない</w:t>
             </w:r>
             <w:r>
               <w:br/>
             </w:r>
+            <w:sdt>
+              <w:sdtPr>
+                <w:alias w:val="L30-BAS checkbox"/>
+                <w:tag w:val="L30-BAS-checkbox"/>
+                <w:id w:val="1000117"/>
+                <w14:checkbox>
+                  <w14:checked w14:val="0"/>
+                  <w14:checkedState w14:val="2612" w14:font="Segoe UI Symbol"/>
+                  <w14:uncheckedState w14:val="2610" w14:font="Segoe UI Symbol"/>
+                </w14:checkbox>
+              </w:sdtPr>
+              <w:sdtContent>
+                <w:r>
+                  <w:rPr>
+                    <w:rFonts w:ascii="Segoe UI Symbol" w:hAnsi="Segoe UI Symbol" w:eastAsia="Segoe UI Symbol" w:cs="Segoe UI Symbol"/>
+                    <w:b w:val="0"/>
+                    <w:i w:val="0"/>
+                    <w:sz w:val="21"/>
+                  </w:rPr>
+                  <w:t>☐</w:t>
+                </w:r>
+              </w:sdtContent>
+            </w:sdt>
             <w:r>
               <w:rPr>
                 <w:rFonts w:ascii="Noto Sans CJK JP" w:hAnsi="Noto Sans CJK JP" w:eastAsia="Noto Sans CJK JP"/>
@@ -4092,7 +4414,7 @@
                 <w:i w:val="0"/>
                 <w:sz w:val="21"/>
               </w:rPr>
-              <w:t>[ ] 確認不能</w:t>
+              <w:t xml:space="preserve"> 確認不能</w:t>
             </w:r>
           </w:p>
         </w:tc>
@@ -4199,6 +4521,29 @@
               <w:spacing w:before="0" w:after="40" w:line="259" w:lineRule="auto"/>
             </w:pPr>
             <w:r/>
+            <w:sdt>
+              <w:sdtPr>
+                <w:alias w:val="L30-BAS checkbox"/>
+                <w:tag w:val="L30-BAS-checkbox"/>
+                <w:id w:val="1000118"/>
+                <w14:checkbox>
+                  <w14:checked w14:val="0"/>
+                  <w14:checkedState w14:val="2612" w14:font="Segoe UI Symbol"/>
+                  <w14:uncheckedState w14:val="2610" w14:font="Segoe UI Symbol"/>
+                </w14:checkbox>
+              </w:sdtPr>
+              <w:sdtContent>
+                <w:r>
+                  <w:rPr>
+                    <w:rFonts w:ascii="Segoe UI Symbol" w:hAnsi="Segoe UI Symbol" w:eastAsia="Segoe UI Symbol" w:cs="Segoe UI Symbol"/>
+                    <w:b w:val="0"/>
+                    <w:i w:val="0"/>
+                    <w:sz w:val="21"/>
+                  </w:rPr>
+                  <w:t>☐</w:t>
+                </w:r>
+              </w:sdtContent>
+            </w:sdt>
             <w:r>
               <w:rPr>
                 <w:rFonts w:ascii="Noto Sans CJK JP" w:hAnsi="Noto Sans CJK JP" w:eastAsia="Noto Sans CJK JP"/>
@@ -4206,11 +4551,34 @@
                 <w:i w:val="0"/>
                 <w:sz w:val="21"/>
               </w:rPr>
-              <w:t>[ ] 満たす</w:t>
+              <w:t xml:space="preserve"> 満たす</w:t>
             </w:r>
             <w:r>
               <w:br/>
             </w:r>
+            <w:sdt>
+              <w:sdtPr>
+                <w:alias w:val="L30-BAS checkbox"/>
+                <w:tag w:val="L30-BAS-checkbox"/>
+                <w:id w:val="1000119"/>
+                <w14:checkbox>
+                  <w14:checked w14:val="0"/>
+                  <w14:checkedState w14:val="2612" w14:font="Segoe UI Symbol"/>
+                  <w14:uncheckedState w14:val="2610" w14:font="Segoe UI Symbol"/>
+                </w14:checkbox>
+              </w:sdtPr>
+              <w:sdtContent>
+                <w:r>
+                  <w:rPr>
+                    <w:rFonts w:ascii="Segoe UI Symbol" w:hAnsi="Segoe UI Symbol" w:eastAsia="Segoe UI Symbol" w:cs="Segoe UI Symbol"/>
+                    <w:b w:val="0"/>
+                    <w:i w:val="0"/>
+                    <w:sz w:val="21"/>
+                  </w:rPr>
+                  <w:t>☐</w:t>
+                </w:r>
+              </w:sdtContent>
+            </w:sdt>
             <w:r>
               <w:rPr>
                 <w:rFonts w:ascii="Noto Sans CJK JP" w:hAnsi="Noto Sans CJK JP" w:eastAsia="Noto Sans CJK JP"/>
@@ -4218,11 +4586,34 @@
                 <w:i w:val="0"/>
                 <w:sz w:val="21"/>
               </w:rPr>
-              <w:t>[ ] 満たさない</w:t>
+              <w:t xml:space="preserve"> 満たさない</w:t>
             </w:r>
             <w:r>
               <w:br/>
             </w:r>
+            <w:sdt>
+              <w:sdtPr>
+                <w:alias w:val="L30-BAS checkbox"/>
+                <w:tag w:val="L30-BAS-checkbox"/>
+                <w:id w:val="1000120"/>
+                <w14:checkbox>
+                  <w14:checked w14:val="0"/>
+                  <w14:checkedState w14:val="2612" w14:font="Segoe UI Symbol"/>
+                  <w14:uncheckedState w14:val="2610" w14:font="Segoe UI Symbol"/>
+                </w14:checkbox>
+              </w:sdtPr>
+              <w:sdtContent>
+                <w:r>
+                  <w:rPr>
+                    <w:rFonts w:ascii="Segoe UI Symbol" w:hAnsi="Segoe UI Symbol" w:eastAsia="Segoe UI Symbol" w:cs="Segoe UI Symbol"/>
+                    <w:b w:val="0"/>
+                    <w:i w:val="0"/>
+                    <w:sz w:val="21"/>
+                  </w:rPr>
+                  <w:t>☐</w:t>
+                </w:r>
+              </w:sdtContent>
+            </w:sdt>
             <w:r>
               <w:rPr>
                 <w:rFonts w:ascii="Noto Sans CJK JP" w:hAnsi="Noto Sans CJK JP" w:eastAsia="Noto Sans CJK JP"/>
@@ -4230,7 +4621,7 @@
                 <w:i w:val="0"/>
                 <w:sz w:val="21"/>
               </w:rPr>
-              <w:t>[ ] 確認不能</w:t>
+              <w:t xml:space="preserve"> 確認不能</w:t>
             </w:r>
           </w:p>
         </w:tc>
@@ -4337,6 +4728,29 @@
               <w:spacing w:before="0" w:after="40" w:line="259" w:lineRule="auto"/>
             </w:pPr>
             <w:r/>
+            <w:sdt>
+              <w:sdtPr>
+                <w:alias w:val="L30-BAS checkbox"/>
+                <w:tag w:val="L30-BAS-checkbox"/>
+                <w:id w:val="1000121"/>
+                <w14:checkbox>
+                  <w14:checked w14:val="0"/>
+                  <w14:checkedState w14:val="2612" w14:font="Segoe UI Symbol"/>
+                  <w14:uncheckedState w14:val="2610" w14:font="Segoe UI Symbol"/>
+                </w14:checkbox>
+              </w:sdtPr>
+              <w:sdtContent>
+                <w:r>
+                  <w:rPr>
+                    <w:rFonts w:ascii="Segoe UI Symbol" w:hAnsi="Segoe UI Symbol" w:eastAsia="Segoe UI Symbol" w:cs="Segoe UI Symbol"/>
+                    <w:b w:val="0"/>
+                    <w:i w:val="0"/>
+                    <w:sz w:val="21"/>
+                  </w:rPr>
+                  <w:t>☐</w:t>
+                </w:r>
+              </w:sdtContent>
+            </w:sdt>
             <w:r>
               <w:rPr>
                 <w:rFonts w:ascii="Noto Sans CJK JP" w:hAnsi="Noto Sans CJK JP" w:eastAsia="Noto Sans CJK JP"/>
@@ -4344,11 +4758,34 @@
                 <w:i w:val="0"/>
                 <w:sz w:val="21"/>
               </w:rPr>
-              <w:t>[ ] 満たす</w:t>
+              <w:t xml:space="preserve"> 満たす</w:t>
             </w:r>
             <w:r>
               <w:br/>
             </w:r>
+            <w:sdt>
+              <w:sdtPr>
+                <w:alias w:val="L30-BAS checkbox"/>
+                <w:tag w:val="L30-BAS-checkbox"/>
+                <w:id w:val="1000122"/>
+                <w14:checkbox>
+                  <w14:checked w14:val="0"/>
+                  <w14:checkedState w14:val="2612" w14:font="Segoe UI Symbol"/>
+                  <w14:uncheckedState w14:val="2610" w14:font="Segoe UI Symbol"/>
+                </w14:checkbox>
+              </w:sdtPr>
+              <w:sdtContent>
+                <w:r>
+                  <w:rPr>
+                    <w:rFonts w:ascii="Segoe UI Symbol" w:hAnsi="Segoe UI Symbol" w:eastAsia="Segoe UI Symbol" w:cs="Segoe UI Symbol"/>
+                    <w:b w:val="0"/>
+                    <w:i w:val="0"/>
+                    <w:sz w:val="21"/>
+                  </w:rPr>
+                  <w:t>☐</w:t>
+                </w:r>
+              </w:sdtContent>
+            </w:sdt>
             <w:r>
               <w:rPr>
                 <w:rFonts w:ascii="Noto Sans CJK JP" w:hAnsi="Noto Sans CJK JP" w:eastAsia="Noto Sans CJK JP"/>
@@ -4356,11 +4793,34 @@
                 <w:i w:val="0"/>
                 <w:sz w:val="21"/>
               </w:rPr>
-              <w:t>[ ] 満たさない</w:t>
+              <w:t xml:space="preserve"> 満たさない</w:t>
             </w:r>
             <w:r>
               <w:br/>
             </w:r>
+            <w:sdt>
+              <w:sdtPr>
+                <w:alias w:val="L30-BAS checkbox"/>
+                <w:tag w:val="L30-BAS-checkbox"/>
+                <w:id w:val="1000123"/>
+                <w14:checkbox>
+                  <w14:checked w14:val="0"/>
+                  <w14:checkedState w14:val="2612" w14:font="Segoe UI Symbol"/>
+                  <w14:uncheckedState w14:val="2610" w14:font="Segoe UI Symbol"/>
+                </w14:checkbox>
+              </w:sdtPr>
+              <w:sdtContent>
+                <w:r>
+                  <w:rPr>
+                    <w:rFonts w:ascii="Segoe UI Symbol" w:hAnsi="Segoe UI Symbol" w:eastAsia="Segoe UI Symbol" w:cs="Segoe UI Symbol"/>
+                    <w:b w:val="0"/>
+                    <w:i w:val="0"/>
+                    <w:sz w:val="21"/>
+                  </w:rPr>
+                  <w:t>☐</w:t>
+                </w:r>
+              </w:sdtContent>
+            </w:sdt>
             <w:r>
               <w:rPr>
                 <w:rFonts w:ascii="Noto Sans CJK JP" w:hAnsi="Noto Sans CJK JP" w:eastAsia="Noto Sans CJK JP"/>
@@ -4368,7 +4828,7 @@
                 <w:i w:val="0"/>
                 <w:sz w:val="21"/>
               </w:rPr>
-              <w:t>[ ] 確認不能</w:t>
+              <w:t xml:space="preserve"> 確認不能</w:t>
             </w:r>
           </w:p>
         </w:tc>
@@ -4475,6 +4935,29 @@
               <w:spacing w:before="0" w:after="40" w:line="259" w:lineRule="auto"/>
             </w:pPr>
             <w:r/>
+            <w:sdt>
+              <w:sdtPr>
+                <w:alias w:val="L30-BAS checkbox"/>
+                <w:tag w:val="L30-BAS-checkbox"/>
+                <w:id w:val="1000124"/>
+                <w14:checkbox>
+                  <w14:checked w14:val="0"/>
+                  <w14:checkedState w14:val="2612" w14:font="Segoe UI Symbol"/>
+                  <w14:uncheckedState w14:val="2610" w14:font="Segoe UI Symbol"/>
+                </w14:checkbox>
+              </w:sdtPr>
+              <w:sdtContent>
+                <w:r>
+                  <w:rPr>
+                    <w:rFonts w:ascii="Segoe UI Symbol" w:hAnsi="Segoe UI Symbol" w:eastAsia="Segoe UI Symbol" w:cs="Segoe UI Symbol"/>
+                    <w:b w:val="0"/>
+                    <w:i w:val="0"/>
+                    <w:sz w:val="21"/>
+                  </w:rPr>
+                  <w:t>☐</w:t>
+                </w:r>
+              </w:sdtContent>
+            </w:sdt>
             <w:r>
               <w:rPr>
                 <w:rFonts w:ascii="Noto Sans CJK JP" w:hAnsi="Noto Sans CJK JP" w:eastAsia="Noto Sans CJK JP"/>
@@ -4482,11 +4965,34 @@
                 <w:i w:val="0"/>
                 <w:sz w:val="21"/>
               </w:rPr>
-              <w:t>[ ] 満たす</w:t>
+              <w:t xml:space="preserve"> 満たす</w:t>
             </w:r>
             <w:r>
               <w:br/>
             </w:r>
+            <w:sdt>
+              <w:sdtPr>
+                <w:alias w:val="L30-BAS checkbox"/>
+                <w:tag w:val="L30-BAS-checkbox"/>
+                <w:id w:val="1000125"/>
+                <w14:checkbox>
+                  <w14:checked w14:val="0"/>
+                  <w14:checkedState w14:val="2612" w14:font="Segoe UI Symbol"/>
+                  <w14:uncheckedState w14:val="2610" w14:font="Segoe UI Symbol"/>
+                </w14:checkbox>
+              </w:sdtPr>
+              <w:sdtContent>
+                <w:r>
+                  <w:rPr>
+                    <w:rFonts w:ascii="Segoe UI Symbol" w:hAnsi="Segoe UI Symbol" w:eastAsia="Segoe UI Symbol" w:cs="Segoe UI Symbol"/>
+                    <w:b w:val="0"/>
+                    <w:i w:val="0"/>
+                    <w:sz w:val="21"/>
+                  </w:rPr>
+                  <w:t>☐</w:t>
+                </w:r>
+              </w:sdtContent>
+            </w:sdt>
             <w:r>
               <w:rPr>
                 <w:rFonts w:ascii="Noto Sans CJK JP" w:hAnsi="Noto Sans CJK JP" w:eastAsia="Noto Sans CJK JP"/>
@@ -4494,11 +5000,34 @@
                 <w:i w:val="0"/>
                 <w:sz w:val="21"/>
               </w:rPr>
-              <w:t>[ ] 満たさない</w:t>
+              <w:t xml:space="preserve"> 満たさない</w:t>
             </w:r>
             <w:r>
               <w:br/>
             </w:r>
+            <w:sdt>
+              <w:sdtPr>
+                <w:alias w:val="L30-BAS checkbox"/>
+                <w:tag w:val="L30-BAS-checkbox"/>
+                <w:id w:val="1000126"/>
+                <w14:checkbox>
+                  <w14:checked w14:val="0"/>
+                  <w14:checkedState w14:val="2612" w14:font="Segoe UI Symbol"/>
+                  <w14:uncheckedState w14:val="2610" w14:font="Segoe UI Symbol"/>
+                </w14:checkbox>
+              </w:sdtPr>
+              <w:sdtContent>
+                <w:r>
+                  <w:rPr>
+                    <w:rFonts w:ascii="Segoe UI Symbol" w:hAnsi="Segoe UI Symbol" w:eastAsia="Segoe UI Symbol" w:cs="Segoe UI Symbol"/>
+                    <w:b w:val="0"/>
+                    <w:i w:val="0"/>
+                    <w:sz w:val="21"/>
+                  </w:rPr>
+                  <w:t>☐</w:t>
+                </w:r>
+              </w:sdtContent>
+            </w:sdt>
             <w:r>
               <w:rPr>
                 <w:rFonts w:ascii="Noto Sans CJK JP" w:hAnsi="Noto Sans CJK JP" w:eastAsia="Noto Sans CJK JP"/>
@@ -4506,7 +5035,7 @@
                 <w:i w:val="0"/>
                 <w:sz w:val="21"/>
               </w:rPr>
-              <w:t>[ ] 確認不能</w:t>
+              <w:t xml:space="preserve"> 確認不能</w:t>
             </w:r>
           </w:p>
         </w:tc>
@@ -8702,6 +9231,29 @@
               <w:spacing w:before="0" w:after="40" w:line="259" w:lineRule="auto"/>
             </w:pPr>
             <w:r/>
+            <w:sdt>
+              <w:sdtPr>
+                <w:alias w:val="L30-BAS checkbox"/>
+                <w:tag w:val="L30-BAS-checkbox"/>
+                <w:id w:val="1000127"/>
+                <w14:checkbox>
+                  <w14:checked w14:val="0"/>
+                  <w14:checkedState w14:val="2612" w14:font="Segoe UI Symbol"/>
+                  <w14:uncheckedState w14:val="2610" w14:font="Segoe UI Symbol"/>
+                </w14:checkbox>
+              </w:sdtPr>
+              <w:sdtContent>
+                <w:r>
+                  <w:rPr>
+                    <w:rFonts w:ascii="Segoe UI Symbol" w:hAnsi="Segoe UI Symbol" w:eastAsia="Segoe UI Symbol" w:cs="Segoe UI Symbol"/>
+                    <w:b/>
+                    <w:i w:val="0"/>
+                    <w:sz w:val="24"/>
+                  </w:rPr>
+                  <w:t>☐</w:t>
+                </w:r>
+              </w:sdtContent>
+            </w:sdt>
             <w:r>
               <w:rPr>
                 <w:rFonts w:ascii="Noto Sans CJK JP" w:hAnsi="Noto Sans CJK JP" w:eastAsia="Noto Sans CJK JP"/>
@@ -8709,7 +9261,7 @@
                 <w:i w:val="0"/>
                 <w:sz w:val="24"/>
               </w:rPr>
-              <w:t>[ ] L30-CI = 有効</w:t>
+              <w:t xml:space="preserve"> L30-CI = 有効</w:t>
             </w:r>
           </w:p>
         </w:tc>
@@ -8759,6 +9311,29 @@
               <w:spacing w:before="0" w:after="40" w:line="259" w:lineRule="auto"/>
             </w:pPr>
             <w:r/>
+            <w:sdt>
+              <w:sdtPr>
+                <w:alias w:val="L30-BAS checkbox"/>
+                <w:tag w:val="L30-BAS-checkbox"/>
+                <w:id w:val="1000128"/>
+                <w14:checkbox>
+                  <w14:checked w14:val="0"/>
+                  <w14:checkedState w14:val="2612" w14:font="Segoe UI Symbol"/>
+                  <w14:uncheckedState w14:val="2610" w14:font="Segoe UI Symbol"/>
+                </w14:checkbox>
+              </w:sdtPr>
+              <w:sdtContent>
+                <w:r>
+                  <w:rPr>
+                    <w:rFonts w:ascii="Segoe UI Symbol" w:hAnsi="Segoe UI Symbol" w:eastAsia="Segoe UI Symbol" w:cs="Segoe UI Symbol"/>
+                    <w:b/>
+                    <w:i w:val="0"/>
+                    <w:sz w:val="24"/>
+                  </w:rPr>
+                  <w:t>☐</w:t>
+                </w:r>
+              </w:sdtContent>
+            </w:sdt>
             <w:r>
               <w:rPr>
                 <w:rFonts w:ascii="Noto Sans CJK JP" w:hAnsi="Noto Sans CJK JP" w:eastAsia="Noto Sans CJK JP"/>
@@ -8766,7 +9341,7 @@
                 <w:i w:val="0"/>
                 <w:sz w:val="24"/>
               </w:rPr>
-              <w:t>[ ] L30-CI = 無効</w:t>
+              <w:t xml:space="preserve"> L30-CI = 無効</w:t>
             </w:r>
           </w:p>
         </w:tc>
@@ -8816,6 +9391,29 @@
               <w:spacing w:before="0" w:after="40" w:line="259" w:lineRule="auto"/>
             </w:pPr>
             <w:r/>
+            <w:sdt>
+              <w:sdtPr>
+                <w:alias w:val="L30-BAS checkbox"/>
+                <w:tag w:val="L30-BAS-checkbox"/>
+                <w:id w:val="1000129"/>
+                <w14:checkbox>
+                  <w14:checked w14:val="0"/>
+                  <w14:checkedState w14:val="2612" w14:font="Segoe UI Symbol"/>
+                  <w14:uncheckedState w14:val="2610" w14:font="Segoe UI Symbol"/>
+                </w14:checkbox>
+              </w:sdtPr>
+              <w:sdtContent>
+                <w:r>
+                  <w:rPr>
+                    <w:rFonts w:ascii="Segoe UI Symbol" w:hAnsi="Segoe UI Symbol" w:eastAsia="Segoe UI Symbol" w:cs="Segoe UI Symbol"/>
+                    <w:b/>
+                    <w:i w:val="0"/>
+                    <w:sz w:val="24"/>
+                  </w:rPr>
+                  <w:t>☐</w:t>
+                </w:r>
+              </w:sdtContent>
+            </w:sdt>
             <w:r>
               <w:rPr>
                 <w:rFonts w:ascii="Noto Sans CJK JP" w:hAnsi="Noto Sans CJK JP" w:eastAsia="Noto Sans CJK JP"/>
@@ -8823,7 +9421,7 @@
                 <w:i w:val="0"/>
                 <w:sz w:val="24"/>
               </w:rPr>
-              <w:t>[ ] L30-CI = 無効（確認不能）</w:t>
+              <w:t xml:space="preserve"> L30-CI = 無効（確認不能）</w:t>
             </w:r>
           </w:p>
         </w:tc>
@@ -9136,6 +9734,29 @@
               <w:spacing w:before="0" w:after="40" w:line="259" w:lineRule="auto"/>
             </w:pPr>
             <w:r/>
+            <w:sdt>
+              <w:sdtPr>
+                <w:alias w:val="L30-BAS checkbox"/>
+                <w:tag w:val="L30-BAS-checkbox"/>
+                <w:id w:val="1000130"/>
+                <w14:checkbox>
+                  <w14:checked w14:val="0"/>
+                  <w14:checkedState w14:val="2612" w14:font="Segoe UI Symbol"/>
+                  <w14:uncheckedState w14:val="2610" w14:font="Segoe UI Symbol"/>
+                </w14:checkbox>
+              </w:sdtPr>
+              <w:sdtContent>
+                <w:r>
+                  <w:rPr>
+                    <w:rFonts w:ascii="Segoe UI Symbol" w:hAnsi="Segoe UI Symbol" w:eastAsia="Segoe UI Symbol" w:cs="Segoe UI Symbol"/>
+                    <w:b/>
+                    <w:i w:val="0"/>
+                    <w:sz w:val="23"/>
+                  </w:rPr>
+                  <w:t>☐</w:t>
+                </w:r>
+              </w:sdtContent>
+            </w:sdt>
             <w:r>
               <w:rPr>
                 <w:rFonts w:ascii="Noto Sans CJK JP" w:hAnsi="Noto Sans CJK JP" w:eastAsia="Noto Sans CJK JP"/>
@@ -9143,7 +9764,39 @@
                 <w:i w:val="0"/>
                 <w:sz w:val="23"/>
               </w:rPr>
-              <w:t>[ ] [ ] 技術事故</w:t>
+              <w:t xml:space="preserve"> </w:t>
+            </w:r>
+            <w:sdt>
+              <w:sdtPr>
+                <w:alias w:val="L30-BAS checkbox"/>
+                <w:tag w:val="L30-BAS-checkbox"/>
+                <w:id w:val="1000131"/>
+                <w14:checkbox>
+                  <w14:checked w14:val="0"/>
+                  <w14:checkedState w14:val="2612" w14:font="Segoe UI Symbol"/>
+                  <w14:uncheckedState w14:val="2610" w14:font="Segoe UI Symbol"/>
+                </w14:checkbox>
+              </w:sdtPr>
+              <w:sdtContent>
+                <w:r>
+                  <w:rPr>
+                    <w:rFonts w:ascii="Segoe UI Symbol" w:hAnsi="Segoe UI Symbol" w:eastAsia="Segoe UI Symbol" w:cs="Segoe UI Symbol"/>
+                    <w:b/>
+                    <w:i w:val="0"/>
+                    <w:sz w:val="23"/>
+                  </w:rPr>
+                  <w:t>☐</w:t>
+                </w:r>
+              </w:sdtContent>
+            </w:sdt>
+            <w:r>
+              <w:rPr>
+                <w:rFonts w:ascii="Noto Sans CJK JP" w:hAnsi="Noto Sans CJK JP" w:eastAsia="Noto Sans CJK JP"/>
+                <w:b/>
+                <w:i w:val="0"/>
+                <w:sz w:val="23"/>
+              </w:rPr>
+              <w:t xml:space="preserve"> 技術事故</w:t>
             </w:r>
           </w:p>
         </w:tc>
@@ -9196,6 +9849,29 @@
               <w:spacing w:before="0" w:after="40" w:line="259" w:lineRule="auto"/>
             </w:pPr>
             <w:r/>
+            <w:sdt>
+              <w:sdtPr>
+                <w:alias w:val="L30-BAS checkbox"/>
+                <w:tag w:val="L30-BAS-checkbox"/>
+                <w:id w:val="1000132"/>
+                <w14:checkbox>
+                  <w14:checked w14:val="0"/>
+                  <w14:checkedState w14:val="2612" w14:font="Segoe UI Symbol"/>
+                  <w14:uncheckedState w14:val="2610" w14:font="Segoe UI Symbol"/>
+                </w14:checkbox>
+              </w:sdtPr>
+              <w:sdtContent>
+                <w:r>
+                  <w:rPr>
+                    <w:rFonts w:ascii="Segoe UI Symbol" w:hAnsi="Segoe UI Symbol" w:eastAsia="Segoe UI Symbol" w:cs="Segoe UI Symbol"/>
+                    <w:b/>
+                    <w:i w:val="0"/>
+                    <w:sz w:val="23"/>
+                  </w:rPr>
+                  <w:t>☐</w:t>
+                </w:r>
+              </w:sdtContent>
+            </w:sdt>
             <w:r>
               <w:rPr>
                 <w:rFonts w:ascii="Noto Sans CJK JP" w:hAnsi="Noto Sans CJK JP" w:eastAsia="Noto Sans CJK JP"/>
@@ -9203,7 +9879,39 @@
                 <w:i w:val="0"/>
                 <w:sz w:val="23"/>
               </w:rPr>
-              <w:t>[ ] [ ] ガバナンス不全</w:t>
+              <w:t xml:space="preserve"> </w:t>
+            </w:r>
+            <w:sdt>
+              <w:sdtPr>
+                <w:alias w:val="L30-BAS checkbox"/>
+                <w:tag w:val="L30-BAS-checkbox"/>
+                <w:id w:val="1000133"/>
+                <w14:checkbox>
+                  <w14:checked w14:val="0"/>
+                  <w14:checkedState w14:val="2612" w14:font="Segoe UI Symbol"/>
+                  <w14:uncheckedState w14:val="2610" w14:font="Segoe UI Symbol"/>
+                </w14:checkbox>
+              </w:sdtPr>
+              <w:sdtContent>
+                <w:r>
+                  <w:rPr>
+                    <w:rFonts w:ascii="Segoe UI Symbol" w:hAnsi="Segoe UI Symbol" w:eastAsia="Segoe UI Symbol" w:cs="Segoe UI Symbol"/>
+                    <w:b/>
+                    <w:i w:val="0"/>
+                    <w:sz w:val="23"/>
+                  </w:rPr>
+                  <w:t>☐</w:t>
+                </w:r>
+              </w:sdtContent>
+            </w:sdt>
+            <w:r>
+              <w:rPr>
+                <w:rFonts w:ascii="Noto Sans CJK JP" w:hAnsi="Noto Sans CJK JP" w:eastAsia="Noto Sans CJK JP"/>
+                <w:b/>
+                <w:i w:val="0"/>
+                <w:sz w:val="23"/>
+              </w:rPr>
+              <w:t xml:space="preserve"> ガバナンス不全</w:t>
             </w:r>
           </w:p>
         </w:tc>
@@ -9256,6 +9964,29 @@
               <w:spacing w:before="0" w:after="40" w:line="259" w:lineRule="auto"/>
             </w:pPr>
             <w:r/>
+            <w:sdt>
+              <w:sdtPr>
+                <w:alias w:val="L30-BAS checkbox"/>
+                <w:tag w:val="L30-BAS-checkbox"/>
+                <w:id w:val="1000134"/>
+                <w14:checkbox>
+                  <w14:checked w14:val="0"/>
+                  <w14:checkedState w14:val="2612" w14:font="Segoe UI Symbol"/>
+                  <w14:uncheckedState w14:val="2610" w14:font="Segoe UI Symbol"/>
+                </w14:checkbox>
+              </w:sdtPr>
+              <w:sdtContent>
+                <w:r>
+                  <w:rPr>
+                    <w:rFonts w:ascii="Segoe UI Symbol" w:hAnsi="Segoe UI Symbol" w:eastAsia="Segoe UI Symbol" w:cs="Segoe UI Symbol"/>
+                    <w:b/>
+                    <w:i w:val="0"/>
+                    <w:sz w:val="23"/>
+                  </w:rPr>
+                  <w:t>☐</w:t>
+                </w:r>
+              </w:sdtContent>
+            </w:sdt>
             <w:r>
               <w:rPr>
                 <w:rFonts w:ascii="Noto Sans CJK JP" w:hAnsi="Noto Sans CJK JP" w:eastAsia="Noto Sans CJK JP"/>
@@ -9263,7 +9994,39 @@
                 <w:i w:val="0"/>
                 <w:sz w:val="23"/>
               </w:rPr>
-              <w:t>[ ] [ ] 構造的監督ギャップ</w:t>
+              <w:t xml:space="preserve"> </w:t>
+            </w:r>
+            <w:sdt>
+              <w:sdtPr>
+                <w:alias w:val="L30-BAS checkbox"/>
+                <w:tag w:val="L30-BAS-checkbox"/>
+                <w:id w:val="1000135"/>
+                <w14:checkbox>
+                  <w14:checked w14:val="0"/>
+                  <w14:checkedState w14:val="2612" w14:font="Segoe UI Symbol"/>
+                  <w14:uncheckedState w14:val="2610" w14:font="Segoe UI Symbol"/>
+                </w14:checkbox>
+              </w:sdtPr>
+              <w:sdtContent>
+                <w:r>
+                  <w:rPr>
+                    <w:rFonts w:ascii="Segoe UI Symbol" w:hAnsi="Segoe UI Symbol" w:eastAsia="Segoe UI Symbol" w:cs="Segoe UI Symbol"/>
+                    <w:b/>
+                    <w:i w:val="0"/>
+                    <w:sz w:val="23"/>
+                  </w:rPr>
+                  <w:t>☐</w:t>
+                </w:r>
+              </w:sdtContent>
+            </w:sdt>
+            <w:r>
+              <w:rPr>
+                <w:rFonts w:ascii="Noto Sans CJK JP" w:hAnsi="Noto Sans CJK JP" w:eastAsia="Noto Sans CJK JP"/>
+                <w:b/>
+                <w:i w:val="0"/>
+                <w:sz w:val="23"/>
+              </w:rPr>
+              <w:t xml:space="preserve"> 構造的監督ギャップ</w:t>
             </w:r>
           </w:p>
         </w:tc>
@@ -9316,6 +10079,29 @@
               <w:spacing w:before="0" w:after="40" w:line="259" w:lineRule="auto"/>
             </w:pPr>
             <w:r/>
+            <w:sdt>
+              <w:sdtPr>
+                <w:alias w:val="L30-BAS checkbox"/>
+                <w:tag w:val="L30-BAS-checkbox"/>
+                <w:id w:val="1000136"/>
+                <w14:checkbox>
+                  <w14:checked w14:val="0"/>
+                  <w14:checkedState w14:val="2612" w14:font="Segoe UI Symbol"/>
+                  <w14:uncheckedState w14:val="2610" w14:font="Segoe UI Symbol"/>
+                </w14:checkbox>
+              </w:sdtPr>
+              <w:sdtContent>
+                <w:r>
+                  <w:rPr>
+                    <w:rFonts w:ascii="Segoe UI Symbol" w:hAnsi="Segoe UI Symbol" w:eastAsia="Segoe UI Symbol" w:cs="Segoe UI Symbol"/>
+                    <w:b/>
+                    <w:i w:val="0"/>
+                    <w:sz w:val="23"/>
+                  </w:rPr>
+                  <w:t>☐</w:t>
+                </w:r>
+              </w:sdtContent>
+            </w:sdt>
             <w:r>
               <w:rPr>
                 <w:rFonts w:ascii="Noto Sans CJK JP" w:hAnsi="Noto Sans CJK JP" w:eastAsia="Noto Sans CJK JP"/>
@@ -9323,7 +10109,39 @@
                 <w:i w:val="0"/>
                 <w:sz w:val="23"/>
               </w:rPr>
-              <w:t>[ ] [ ] 境界条件警告</w:t>
+              <w:t xml:space="preserve"> </w:t>
+            </w:r>
+            <w:sdt>
+              <w:sdtPr>
+                <w:alias w:val="L30-BAS checkbox"/>
+                <w:tag w:val="L30-BAS-checkbox"/>
+                <w:id w:val="1000137"/>
+                <w14:checkbox>
+                  <w14:checked w14:val="0"/>
+                  <w14:checkedState w14:val="2612" w14:font="Segoe UI Symbol"/>
+                  <w14:uncheckedState w14:val="2610" w14:font="Segoe UI Symbol"/>
+                </w14:checkbox>
+              </w:sdtPr>
+              <w:sdtContent>
+                <w:r>
+                  <w:rPr>
+                    <w:rFonts w:ascii="Segoe UI Symbol" w:hAnsi="Segoe UI Symbol" w:eastAsia="Segoe UI Symbol" w:cs="Segoe UI Symbol"/>
+                    <w:b/>
+                    <w:i w:val="0"/>
+                    <w:sz w:val="23"/>
+                  </w:rPr>
+                  <w:t>☐</w:t>
+                </w:r>
+              </w:sdtContent>
+            </w:sdt>
+            <w:r>
+              <w:rPr>
+                <w:rFonts w:ascii="Noto Sans CJK JP" w:hAnsi="Noto Sans CJK JP" w:eastAsia="Noto Sans CJK JP"/>
+                <w:b/>
+                <w:i w:val="0"/>
+                <w:sz w:val="23"/>
+              </w:rPr>
+              <w:t xml:space="preserve"> 境界条件警告</w:t>
             </w:r>
           </w:p>
         </w:tc>
